--- a/resources/Y7-TECH-T2-DIAGNOSTIC-TEACHER.docx
+++ b/resources/Y7-TECH-T2-DIAGNOSTIC-TEACHER.docx
@@ -152,7 +152,7 @@
           <w:i w:val="0"/>
           <w:sz w:val="22"/>
         </w:rPr>
-        <w:t>Look at the bridge on the slide/page labelled A1. Circle or write: beam / arch / truss / suspension / cable-stayed.</w:t>
+        <w:t>Look at Bridge A1 above. Circle or write one word: beam · arch · truss · suspension · cable-stayed.</w:t>
       </w:r>
     </w:p>
     <w:p>
@@ -163,7 +163,7 @@
           <w:color w:val="9A3412"/>
           <w:sz w:val="20"/>
         </w:rPr>
-        <w:t>EXPECTED ANSWER: Truss (or whatever the projected photo shows — teacher configures images in advance)</w:t>
+        <w:t>EXPECTED ANSWER: TRUSS (the diagonal + vertical web between two horizontal chords is a Pratt truss)</w:t>
       </w:r>
     </w:p>
     <w:p>
@@ -193,7 +193,7 @@
           <w:i w:val="0"/>
           <w:sz w:val="22"/>
         </w:rPr>
-        <w:t>Bridge A2: What ONE part is pointed to with an arrow? (choose from: deck · pier · abutment · truss · cable)</w:t>
+        <w:t>Bridge A2 above — what ONE part is the red arrow pointing to? (choose: deck · pier · abutment · truss · cable)</w:t>
       </w:r>
     </w:p>
     <w:p>
@@ -204,7 +204,7 @@
           <w:color w:val="9A3412"/>
           <w:sz w:val="20"/>
         </w:rPr>
-        <w:t>EXPECTED ANSWER: Deck (top surface where the road/walkway sits)</w:t>
+        <w:t>EXPECTED ANSWER: DECK (top horizontal surface — where the road or walkway sits)</w:t>
       </w:r>
     </w:p>
     <w:p>
@@ -234,7 +234,7 @@
           <w:i w:val="0"/>
           <w:sz w:val="22"/>
         </w:rPr>
-        <w:t>Bridge A3: Which TWO bridge types are shown? (both pictures)</w:t>
+        <w:t>A3 above shows TWO bridges. Which type is on the LEFT, and which type is on the RIGHT?</w:t>
       </w:r>
     </w:p>
     <w:p>
@@ -245,7 +245,7 @@
           <w:color w:val="9A3412"/>
           <w:sz w:val="20"/>
         </w:rPr>
-        <w:t>EXPECTED ANSWER: Arch bridge AND suspension bridge (example — depends on teacher's photo pack)</w:t>
+        <w:t>EXPECTED ANSWER: LEFT = ARCH bridge  ·  RIGHT = SUSPENSION bridge</w:t>
       </w:r>
     </w:p>
     <w:p>
@@ -275,7 +275,7 @@
           <w:i w:val="0"/>
           <w:sz w:val="22"/>
         </w:rPr>
-        <w:t>Bridge A4 is a Pratt truss. Which members carry compression? Circle the members shown in red. (Or answer: 'the _______ chord' and 'the _______')</w:t>
+        <w:t>Bridge A4 above shows a Pratt truss with members coloured RED (compression) and BLUE (tension). Name TWO types of member that are in COMPRESSION.</w:t>
       </w:r>
     </w:p>
     <w:p>
@@ -286,7 +286,7 @@
           <w:color w:val="9A3412"/>
           <w:sz w:val="20"/>
         </w:rPr>
-        <w:t>EXPECTED ANSWER: Top chord + verticals (in Pratt: verticals in compression; diagonals in tension)</w:t>
+        <w:t>EXPECTED ANSWER: Top chord + verticals (red members). In Pratt trusses: top chord + verticals in compression; diagonals + bottom chord in tension.</w:t>
       </w:r>
     </w:p>
     <w:p>
@@ -316,7 +316,7 @@
           <w:i w:val="0"/>
           <w:sz w:val="22"/>
         </w:rPr>
-        <w:t>Bridge A5 is the Sydney Harbour Bridge. Is this an ARCH, TRUSS, or HYBRID of both?</w:t>
+        <w:t>Bridge A5 above is the Sydney Harbour Bridge. Circle ONE word: is this an ARCH, a TRUSS, or a HYBRID of both?</w:t>
       </w:r>
     </w:p>
     <w:p>
@@ -327,7 +327,7 @@
           <w:color w:val="9A3412"/>
           <w:sz w:val="20"/>
         </w:rPr>
-        <w:t>EXPECTED ANSWER: Hybrid (steel arch WITH truss bracing inside)</w:t>
+        <w:t>EXPECTED ANSWER: HYBRID (steel arch + truss bracing between the chords of the arch)</w:t>
       </w:r>
     </w:p>
     <w:p>
@@ -357,7 +357,7 @@
           <w:i w:val="0"/>
           <w:sz w:val="22"/>
         </w:rPr>
-        <w:t>Which shape is STRONGEST and cannot be pushed out of shape without breaking a side? (circle one): square · triangle · circle · rectangle</w:t>
+        <w:t>Look at the 5 shapes in A6 above. Which shape is STRONGEST in engineering — which one cannot be pushed out of shape without breaking a side?</w:t>
       </w:r>
     </w:p>
     <w:p>
@@ -368,7 +368,7 @@
           <w:color w:val="9A3412"/>
           <w:sz w:val="20"/>
         </w:rPr>
-        <w:t>EXPECTED ANSWER: Triangle</w:t>
+        <w:t>EXPECTED ANSWER: TRIANGLE</w:t>
       </w:r>
     </w:p>
     <w:p>
@@ -398,7 +398,7 @@
           <w:i w:val="0"/>
           <w:sz w:val="22"/>
         </w:rPr>
-        <w:t>Picture A7 shows a paper tower collapsing. What caused it to fall? (1 word): leaning / narrow-base / wind / gravity</w:t>
+        <w:t>Picture A7 shows a paper tower falling over. What caused it to fall? Circle ONE: wide base · narrow base · strong walls · gravity alone</w:t>
       </w:r>
     </w:p>
     <w:p>
@@ -409,7 +409,7 @@
           <w:color w:val="9A3412"/>
           <w:sz w:val="20"/>
         </w:rPr>
-        <w:t>EXPECTED ANSWER: Narrow-base (low stability — centre of gravity too high)</w:t>
+        <w:t>EXPECTED ANSWER: NARROW BASE (low stability — high centre of gravity tipped the tower over)</w:t>
       </w:r>
     </w:p>
     <w:p>
@@ -439,7 +439,7 @@
           <w:i w:val="0"/>
           <w:sz w:val="22"/>
         </w:rPr>
-        <w:t>Picture A8 shows 3 bridge shapes holding a book. In ONE sentence, which shape held the most weight?</w:t>
+        <w:t>A8 above shows 3 shapes supporting a book. Which shape held the book BEST — A (flat), B (rolled tube), or C (concertina fold)?</w:t>
       </w:r>
     </w:p>
     <w:p>
@@ -450,7 +450,7 @@
           <w:color w:val="9A3412"/>
           <w:sz w:val="20"/>
         </w:rPr>
-        <w:t>EXPECTED ANSWER: The rolled tube / cylinder (round shape distributes compression best)</w:t>
+        <w:t>EXPECTED ANSWER: B — the ROLLED TUBE (the cylinder distributes compression around its walls; flat paper collapses immediately)</w:t>
       </w:r>
     </w:p>
     <w:p>

--- a/resources/Y7-TECH-T2-DIAGNOSTIC-TEACHER.docx
+++ b/resources/Y7-TECH-T2-DIAGNOSTIC-TEACHER.docx
@@ -70,7 +70,7 @@
           <w:i w:val="0"/>
           <w:sz w:val="20"/>
         </w:rPr>
-        <w:t>•  Prepare 8 bridge photos for Part A — print as A3 or project on slide (1 per question A1–A8).</w:t>
+        <w:t>•  All Part A photos and the Part C scaled drawing are EMBEDDED in the student docx (Y7-TECH-T2-DIAGNOSTIC-STUDENT.docx). Students do not need handouts for A1–A8 or C.</w:t>
       </w:r>
     </w:p>
     <w:p>
@@ -80,7 +80,7 @@
           <w:i w:val="0"/>
           <w:sz w:val="20"/>
         </w:rPr>
-        <w:t>•  Suggested photos: (A1) Pratt truss rail bridge  (A2) Generic beam bridge with arrow on deck  (A3) Combo photo showing an arch AND a suspension  (A4) Pratt truss with red-circled members  (A5) Sydney Harbour Bridge  (A6) shape choices graphic  (A7) paper tower collapsing  (A8) three paper shapes holding books.</w:t>
+        <w:t>•  Image sources — real photos for recognition questions: A1 Pratt truss (Neshanic Station, NJ), A2 concrete beam overpass with red arrow on deck, A3 arch bridge (Pont du Gard) + suspension bridge (Golden Gate), A5 Sydney Harbour Bridge, A7 Leaning Tower of Pisa. Schematic diagrams: A4 force-coloured Pratt truss, A6 five geometric shapes, A8 three paper-shape stations, C dimensioned side elevation (600 mm × 140 mm, 1:10).</w:t>
       </w:r>
     </w:p>
     <w:p>
@@ -90,17 +90,7 @@
           <w:i w:val="0"/>
           <w:sz w:val="20"/>
         </w:rPr>
-        <w:t>•  Prepare the scaled drawing handout for Part C — a simple 450 mm × 150 mm bridge at 1:5 with dimension lines on the members.</w:t>
-      </w:r>
-    </w:p>
-    <w:p>
-      <w:r>
-        <w:rPr>
-          <w:b w:val="0"/>
-          <w:i w:val="0"/>
-          <w:sz w:val="20"/>
-        </w:rPr>
-        <w:t>•  Print enough isometric dot paper for Part D.</w:t>
+        <w:t>•  Print enough isometric dot paper for Part D only — Part D asks for a hand sketch to be photographed and uploaded.</w:t>
       </w:r>
     </w:p>
     <w:p>
@@ -398,7 +388,7 @@
           <w:i w:val="0"/>
           <w:sz w:val="22"/>
         </w:rPr>
-        <w:t>Picture A7 shows a paper tower falling over. What caused it to fall? Circle ONE: wide base · narrow base · strong walls · gravity alone</w:t>
+        <w:t>Picture A7 shows the Leaning Tower of Pisa — a tall tower that began to tilt soon after it was built. Which ONE reason best explains WHY it is leaning? Circle ONE: wide base · narrow base on soft ground · strong walls · gravity alone</w:t>
       </w:r>
     </w:p>
     <w:p>
@@ -409,7 +399,7 @@
           <w:color w:val="9A3412"/>
           <w:sz w:val="20"/>
         </w:rPr>
-        <w:t>EXPECTED ANSWER: NARROW BASE (low stability — high centre of gravity tipped the tower over)</w:t>
+        <w:t>EXPECTED ANSWER: NARROW BASE ON SOFT GROUND (the base was too small and the ground beneath sank unevenly — low stability)</w:t>
       </w:r>
     </w:p>
     <w:p>
@@ -1158,7 +1148,7 @@
           <w:i w:val="0"/>
           <w:sz w:val="22"/>
         </w:rPr>
-        <w:t>On your truss sketch in D2, mark ONE member that is in COMPRESSION with a red C. Mark ONE member in TENSION with a blue T. (If no coloured pen, just write the letter.)</w:t>
+        <w:t>On your truss sketch in D2, mark ONE member that is in COMPRESSION with the letter C. Mark ONE member in TENSION with the letter T. (You can circle the letters to make them stand out.)</w:t>
       </w:r>
     </w:p>
     <w:p>
